--- a/大优教材定制/调整版本/秋09 第5讲电流电压 练习册 教师版.docx
+++ b/大优教材定制/调整版本/秋09 第5讲电流电压 练习册 教师版.docx
@@ -353,27 +353,6 @@
     </w:p>
     <w:p>
       <w:pPr>
-        <w:spacing w:line="288" w:lineRule="auto"/>
-        <w:ind w:leftChars="-100" w:left="-210"/>
-        <w:rPr>
-          <w:rFonts w:ascii="Times New Roman" w:eastAsiaTheme="majorEastAsia" w:hAnsi="Times New Roman" w:cs="Times New Roman"/>
-          <w:b/>
-          <w:bCs/>
-          <w:color w:val="0000FF"/>
-        </w:rPr>
-      </w:pPr>
-      <w:r>
-        <w:rPr>
-          <w:rFonts w:ascii="Times New Roman" w:eastAsiaTheme="majorEastAsia" w:hAnsi="Times New Roman" w:cs="Times New Roman" w:hint="eastAsia"/>
-          <w:b/>
-          <w:bCs/>
-          <w:color w:val="0000FF"/>
-        </w:rPr>
-        <w:t>电源</w:t>
-      </w:r>
-    </w:p>
-    <w:p>
-      <w:pPr>
         <w:pStyle w:val="af0"/>
         <w:ind w:left="672" w:hanging="672"/>
       </w:pPr>
@@ -781,26 +760,6 @@
     </w:p>
     <w:p>
       <w:pPr>
-        <w:pStyle w:val="1230"/>
-        <w:ind w:leftChars="0" w:left="0"/>
-        <w:rPr>
-          <w:b/>
-          <w:bCs/>
-          <w:color w:val="0000FF"/>
-        </w:rPr>
-      </w:pPr>
-      <w:r>
-        <w:rPr>
-          <w:rFonts w:hint="eastAsia"/>
-          <w:b/>
-          <w:bCs/>
-          <w:color w:val="0000FF"/>
-        </w:rPr>
-        <w:t>串并联电流电压规律</w:t>
-      </w:r>
-    </w:p>
-    <w:p>
-      <w:pPr>
         <w:pStyle w:val="af0"/>
         <w:ind w:left="672" w:hanging="672"/>
       </w:pPr>
@@ -1265,7 +1224,6 @@
         <w:rPr>
           <w:rFonts w:hint="eastAsia"/>
         </w:rPr>
-        <w:lastRenderedPageBreak/>
         <w:t>【答案】</w:t>
       </w:r>
       <w:r>
@@ -1274,6 +1232,12 @@
         </w:rPr>
         <w:t>C</w:t>
       </w:r>
+    </w:p>
+    <w:p>
+      <w:pPr>
+        <w:pStyle w:val="1230"/>
+        <w:ind w:left="588"/>
+      </w:pPr>
     </w:p>
     <w:p>
       <w:pPr>
@@ -1286,6 +1250,7 @@
           <w:noProof/>
           <w:szCs w:val="22"/>
         </w:rPr>
+        <w:lastRenderedPageBreak/>
         <mc:AlternateContent>
           <mc:Choice Requires="wps">
             <w:drawing>
@@ -3091,6 +3056,7 @@
           <w:noProof/>
           <w:szCs w:val="22"/>
         </w:rPr>
+        <w:lastRenderedPageBreak/>
         <mc:AlternateContent>
           <mc:Choice Requires="wps">
             <w:drawing>
@@ -4403,6 +4369,7 @@
           <w:noProof/>
           <w:szCs w:val="22"/>
         </w:rPr>
+        <w:lastRenderedPageBreak/>
         <mc:AlternateContent>
           <mc:Choice Requires="wps">
             <w:drawing>
@@ -4969,6 +4936,7 @@
           <w:noProof/>
           <w:szCs w:val="22"/>
         </w:rPr>
+        <w:lastRenderedPageBreak/>
         <mc:AlternateContent>
           <mc:Choice Requires="wps">
             <w:drawing>
@@ -5491,6 +5459,72 @@
     </w:p>
     <w:p>
       <w:pPr>
+        <w:pStyle w:val="1230"/>
+        <w:ind w:left="588"/>
+      </w:pPr>
+    </w:p>
+    <w:p>
+      <w:pPr>
+        <w:pStyle w:val="1230"/>
+        <w:ind w:left="588"/>
+      </w:pPr>
+    </w:p>
+    <w:p>
+      <w:pPr>
+        <w:pStyle w:val="1230"/>
+        <w:ind w:left="588"/>
+      </w:pPr>
+    </w:p>
+    <w:p>
+      <w:pPr>
+        <w:pStyle w:val="1230"/>
+        <w:ind w:left="588"/>
+      </w:pPr>
+    </w:p>
+    <w:p>
+      <w:pPr>
+        <w:pStyle w:val="1230"/>
+        <w:ind w:left="588"/>
+      </w:pPr>
+    </w:p>
+    <w:p>
+      <w:pPr>
+        <w:pStyle w:val="1230"/>
+        <w:ind w:left="588"/>
+      </w:pPr>
+    </w:p>
+    <w:p>
+      <w:pPr>
+        <w:pStyle w:val="1230"/>
+        <w:ind w:left="588"/>
+      </w:pPr>
+    </w:p>
+    <w:p>
+      <w:pPr>
+        <w:pStyle w:val="1230"/>
+        <w:ind w:left="588"/>
+      </w:pPr>
+    </w:p>
+    <w:p>
+      <w:pPr>
+        <w:pStyle w:val="1230"/>
+        <w:ind w:left="588"/>
+      </w:pPr>
+    </w:p>
+    <w:p>
+      <w:pPr>
+        <w:pStyle w:val="1230"/>
+        <w:ind w:left="588"/>
+      </w:pPr>
+    </w:p>
+    <w:p>
+      <w:pPr>
+        <w:pStyle w:val="1230"/>
+        <w:ind w:left="588"/>
+      </w:pPr>
+    </w:p>
+    <w:p>
+      <w:pPr>
         <w:pStyle w:val="af0"/>
         <w:ind w:left="672" w:hanging="672"/>
       </w:pPr>
@@ -5500,6 +5534,7 @@
           <w:noProof/>
           <w:szCs w:val="22"/>
         </w:rPr>
+        <w:lastRenderedPageBreak/>
         <mc:AlternateContent>
           <mc:Choice Requires="wps">
             <w:drawing>
@@ -5919,7 +5954,6 @@
           <w:rFonts w:hint="eastAsia"/>
           <w:noProof/>
         </w:rPr>
-        <w:lastRenderedPageBreak/>
         <w:drawing>
           <wp:inline distT="0" distB="0" distL="0" distR="0" wp14:anchorId="4ABA591E" wp14:editId="69F9B72D">
             <wp:extent cx="4552315" cy="2504440"/>
@@ -6815,182 +6849,146 @@
       <w:pPr>
         <w:pStyle w:val="1230"/>
         <w:ind w:left="588"/>
-      </w:pPr>
-      <w:r>
-        <w:rPr>
-          <w:rFonts w:hint="eastAsia"/>
-        </w:rPr>
-        <w:t>【答案】（</w:t>
-      </w:r>
-      <w:r>
-        <w:rPr>
-          <w:rFonts w:hint="eastAsia"/>
-        </w:rPr>
-        <w:t>1</w:t>
-      </w:r>
-      <w:r>
-        <w:rPr>
-          <w:rFonts w:hint="eastAsia"/>
-        </w:rPr>
-        <w:t>）①</w:t>
-      </w:r>
-      <w:r>
-        <w:rPr>
-          <w:rFonts w:hint="eastAsia"/>
-        </w:rPr>
-        <w:t>D</w:t>
-      </w:r>
-      <w:r>
-        <w:rPr>
-          <w:rFonts w:hint="eastAsia"/>
-        </w:rPr>
-        <w:t>；②等于；（</w:t>
-      </w:r>
-      <w:r>
-        <w:rPr>
-          <w:rFonts w:hint="eastAsia"/>
-        </w:rPr>
-        <w:t>2</w:t>
-      </w:r>
-      <w:r>
-        <w:rPr>
-          <w:rFonts w:hint="eastAsia"/>
-        </w:rPr>
-        <w:t>）①</w:t>
-      </w:r>
-      <w:r>
-        <w:rPr>
-          <w:rFonts w:hint="eastAsia"/>
-        </w:rPr>
-        <w:t>S</w:t>
-      </w:r>
-      <w:r>
-        <w:rPr>
-          <w:rFonts w:hint="eastAsia"/>
-          <w:vertAlign w:val="subscript"/>
-        </w:rPr>
-        <w:t>1</w:t>
-      </w:r>
-      <w:r>
-        <w:rPr>
-          <w:rFonts w:hint="eastAsia"/>
-        </w:rPr>
-        <w:t>、</w:t>
-      </w:r>
-      <w:r>
-        <w:rPr>
-          <w:rFonts w:hint="eastAsia"/>
-        </w:rPr>
-        <w:t>S</w:t>
-      </w:r>
-      <w:r>
-        <w:rPr>
-          <w:rFonts w:hint="eastAsia"/>
-          <w:vertAlign w:val="subscript"/>
-        </w:rPr>
-        <w:t>3</w:t>
-      </w:r>
-      <w:r>
-        <w:rPr>
-          <w:rFonts w:hint="eastAsia"/>
-        </w:rPr>
-        <w:t>；</w:t>
-      </w:r>
-      <w:r>
-        <w:rPr>
-          <w:rFonts w:hint="eastAsia"/>
-        </w:rPr>
-        <w:t>S</w:t>
-      </w:r>
-      <w:r>
-        <w:rPr>
-          <w:rFonts w:hint="eastAsia"/>
-          <w:vertAlign w:val="subscript"/>
-        </w:rPr>
-        <w:t>2</w:t>
-      </w:r>
-      <w:r>
-        <w:rPr>
-          <w:rFonts w:hint="eastAsia"/>
-        </w:rPr>
-        <w:t>；②</w:t>
-      </w:r>
-      <w:r>
-        <w:rPr>
-          <w:rFonts w:hint="eastAsia"/>
-        </w:rPr>
-        <w:t>0.4</w:t>
-      </w:r>
-      <w:r>
-        <w:rPr>
-          <w:rFonts w:hint="eastAsia"/>
-        </w:rPr>
-        <w:t>；</w:t>
-      </w:r>
-      <w:r>
-        <w:rPr>
-          <w:rFonts w:hint="eastAsia"/>
-        </w:rPr>
-        <w:t>0.8</w:t>
-      </w:r>
-      <w:r>
-        <w:rPr>
-          <w:rFonts w:hint="eastAsia"/>
-        </w:rPr>
-        <w:t>；③</w:t>
-      </w:r>
-      <w:r>
-        <w:rPr>
-          <w:rFonts w:hint="eastAsia"/>
-        </w:rPr>
-        <w:t>B</w:t>
-      </w:r>
-      <w:r>
-        <w:rPr>
-          <w:rFonts w:hint="eastAsia"/>
-        </w:rPr>
-        <w:t>；替换后各支路的电流不再相等。</w:t>
-      </w:r>
-    </w:p>
-    <w:p>
-      <w:pPr>
-        <w:pStyle w:val="af0"/>
-        <w:ind w:left="672" w:hanging="672"/>
         <w:rPr>
           <w:rFonts w:cstheme="minorBidi"/>
           <w:szCs w:val="22"/>
         </w:rPr>
       </w:pPr>
-    </w:p>
-    <w:p>
-      <w:pPr>
-        <w:pStyle w:val="af0"/>
-        <w:ind w:left="672" w:hanging="672"/>
-        <w:rPr>
-          <w:rFonts w:cstheme="minorBidi"/>
-          <w:szCs w:val="22"/>
-        </w:rPr>
-      </w:pPr>
-    </w:p>
-    <w:p>
-      <w:pPr>
-        <w:pStyle w:val="af0"/>
-        <w:ind w:left="672" w:hanging="672"/>
-        <w:rPr>
-          <w:rFonts w:cstheme="minorBidi"/>
-          <w:szCs w:val="22"/>
-        </w:rPr>
-      </w:pPr>
-    </w:p>
-    <w:p>
-      <w:pPr>
-        <w:pStyle w:val="af0"/>
-        <w:ind w:left="672" w:hanging="672"/>
-        <w:rPr>
-          <w:rFonts w:cstheme="minorBidi"/>
-          <w:szCs w:val="22"/>
-        </w:rPr>
-      </w:pPr>
+      <w:r>
+        <w:rPr>
+          <w:rFonts w:hint="eastAsia"/>
+        </w:rPr>
+        <w:t>【答案】（</w:t>
+      </w:r>
+      <w:r>
+        <w:rPr>
+          <w:rFonts w:hint="eastAsia"/>
+        </w:rPr>
+        <w:t>1</w:t>
+      </w:r>
+      <w:r>
+        <w:rPr>
+          <w:rFonts w:hint="eastAsia"/>
+        </w:rPr>
+        <w:t>）①</w:t>
+      </w:r>
+      <w:r>
+        <w:rPr>
+          <w:rFonts w:hint="eastAsia"/>
+        </w:rPr>
+        <w:t>D</w:t>
+      </w:r>
+      <w:r>
+        <w:rPr>
+          <w:rFonts w:hint="eastAsia"/>
+        </w:rPr>
+        <w:t>；②等于；（</w:t>
+      </w:r>
+      <w:r>
+        <w:rPr>
+          <w:rFonts w:hint="eastAsia"/>
+        </w:rPr>
+        <w:t>2</w:t>
+      </w:r>
+      <w:r>
+        <w:rPr>
+          <w:rFonts w:hint="eastAsia"/>
+        </w:rPr>
+        <w:t>）①</w:t>
+      </w:r>
+      <w:r>
+        <w:rPr>
+          <w:rFonts w:hint="eastAsia"/>
+        </w:rPr>
+        <w:t>S</w:t>
+      </w:r>
+      <w:r>
+        <w:rPr>
+          <w:rFonts w:hint="eastAsia"/>
+          <w:vertAlign w:val="subscript"/>
+        </w:rPr>
+        <w:t>1</w:t>
+      </w:r>
+      <w:r>
+        <w:rPr>
+          <w:rFonts w:hint="eastAsia"/>
+        </w:rPr>
+        <w:t>、</w:t>
+      </w:r>
+      <w:r>
+        <w:rPr>
+          <w:rFonts w:hint="eastAsia"/>
+        </w:rPr>
+        <w:t>S</w:t>
+      </w:r>
+      <w:r>
+        <w:rPr>
+          <w:rFonts w:hint="eastAsia"/>
+          <w:vertAlign w:val="subscript"/>
+        </w:rPr>
+        <w:t>3</w:t>
+      </w:r>
+      <w:r>
+        <w:rPr>
+          <w:rFonts w:hint="eastAsia"/>
+        </w:rPr>
+        <w:t>；</w:t>
+      </w:r>
+      <w:r>
+        <w:rPr>
+          <w:rFonts w:hint="eastAsia"/>
+        </w:rPr>
+        <w:t>S</w:t>
+      </w:r>
+      <w:r>
+        <w:rPr>
+          <w:rFonts w:hint="eastAsia"/>
+          <w:vertAlign w:val="subscript"/>
+        </w:rPr>
+        <w:t>2</w:t>
+      </w:r>
+      <w:r>
+        <w:rPr>
+          <w:rFonts w:hint="eastAsia"/>
+        </w:rPr>
+        <w:t>；②</w:t>
+      </w:r>
+      <w:r>
+        <w:rPr>
+          <w:rFonts w:hint="eastAsia"/>
+        </w:rPr>
+        <w:t>0.4</w:t>
+      </w:r>
+      <w:r>
+        <w:rPr>
+          <w:rFonts w:hint="eastAsia"/>
+        </w:rPr>
+        <w:t>；</w:t>
+      </w:r>
+      <w:r>
+        <w:rPr>
+          <w:rFonts w:hint="eastAsia"/>
+        </w:rPr>
+        <w:t>0.8</w:t>
+      </w:r>
+      <w:r>
+        <w:rPr>
+          <w:rFonts w:hint="eastAsia"/>
+        </w:rPr>
+        <w:t>；③</w:t>
+      </w:r>
+      <w:r>
+        <w:rPr>
+          <w:rFonts w:hint="eastAsia"/>
+        </w:rPr>
+        <w:t>B</w:t>
+      </w:r>
+      <w:r>
+        <w:rPr>
+          <w:rFonts w:hint="eastAsia"/>
+        </w:rPr>
+        <w:t>；替换后各支路的电流不再相等。</w:t>
+      </w:r>
     </w:p>
     <w:p>
       <w:pPr>
@@ -7814,9 +7812,9 @@
         <mc:AlternateContent>
           <mc:Choice Requires="wpg">
             <w:drawing>
-              <wp:inline distT="0" distB="0" distL="0" distR="0" wp14:anchorId="33D87DA1" wp14:editId="1358498E">
-                <wp:extent cx="1819910" cy="645160"/>
-                <wp:effectExtent l="0" t="0" r="8890" b="0"/>
+              <wp:inline distT="0" distB="0" distL="0" distR="0" wp14:anchorId="33D87DA1" wp14:editId="74DCEE0B">
+                <wp:extent cx="1673051" cy="492369"/>
+                <wp:effectExtent l="0" t="0" r="3810" b="0"/>
                 <wp:docPr id="7" name="组合 7"/>
                 <wp:cNvGraphicFramePr/>
                 <a:graphic xmlns:a="http://schemas.openxmlformats.org/drawingml/2006/main">
@@ -7826,7 +7824,7 @@
                       <wpg:grpSpPr>
                         <a:xfrm>
                           <a:off x="0" y="0"/>
-                          <a:ext cx="1820329" cy="645459"/>
+                          <a:ext cx="1673051" cy="492369"/>
                           <a:chOff x="0" y="0"/>
                           <a:chExt cx="1820329" cy="645459"/>
                         </a:xfrm>
@@ -7890,7 +7888,7 @@
                           </pic:cNvPicPr>
                         </pic:nvPicPr>
                         <pic:blipFill>
-                          <a:blip r:embed="rId11" cstate="print">
+                          <a:blip r:embed="rId30" cstate="print">
                             <a:extLst>
                               <a:ext uri="{28A0092B-C50C-407E-A947-70E740481C1C}">
                                 <a14:useLocalDpi xmlns:a14="http://schemas.microsoft.com/office/drawing/2010/main" val="0"/>
@@ -7923,7 +7921,7 @@
           </mc:Choice>
           <mc:Fallback>
             <w:pict>
-              <v:group w14:anchorId="33D87DA1" id="组合 7" o:spid="_x0000_s1045" style="width:143.3pt;height:50.8pt;mso-position-horizontal-relative:char;mso-position-vertical-relative:line" coordsize="18203,6454" o:gfxdata="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">
+              <v:group w14:anchorId="33D87DA1" id="组合 7" o:spid="_x0000_s1045" style="width:131.75pt;height:38.75pt;mso-position-horizontal-relative:char;mso-position-vertical-relative:line" coordsize="18203,6454" o:gfxdata="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">
                 <v:roundrect id="圆角矩形 32" o:spid="_x0000_s1046" style="position:absolute;left:6157;top:1398;width:12046;height:3759;visibility:visible;mso-wrap-style:square;v-text-anchor:middle" arcsize=".5" o:gfxdata="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" fillcolor="#d3e8cd [3204]" stroked="f">
                   <v:textbox inset="0,0,0,0">
                     <w:txbxContent>
@@ -7953,8 +7951,8 @@
                     </w:txbxContent>
                   </v:textbox>
                 </v:roundrect>
-                <v:shape id="图片 11" o:spid="_x0000_s1047" type="#_x0000_t75" style="position:absolute;width:6454;height:6454;visibility:visible;mso-wrap-style:square" o:gfxdata="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">
-                  <v:imagedata r:id="rId12" o:title=""/>
+                <v:shape id="图片 11" o:spid="_x0000_s1047" type="#_x0000_t75" style="position:absolute;width:6454;height:6454;visibility:visible;mso-wrap-style:square" o:gfxdata="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">
+                  <v:imagedata r:id="rId31" o:title=""/>
                 </v:shape>
                 <w10:anchorlock/>
               </v:group>
@@ -8149,9 +8147,9 @@
           <w:noProof/>
         </w:rPr>
         <w:drawing>
-          <wp:inline distT="0" distB="0" distL="0" distR="0" wp14:anchorId="2431067E" wp14:editId="07D2CB58">
-            <wp:extent cx="3165475" cy="2676525"/>
-            <wp:effectExtent l="0" t="0" r="8255" b="635"/>
+          <wp:inline distT="0" distB="0" distL="0" distR="0" wp14:anchorId="2431067E" wp14:editId="1F1E9F96">
+            <wp:extent cx="2522136" cy="2132558"/>
+            <wp:effectExtent l="0" t="0" r="0" b="1270"/>
             <wp:docPr id="50" name="图片24" descr="菁优网：http://www.jyeoo.com"/>
             <wp:cNvGraphicFramePr>
               <a:graphicFrameLocks xmlns:a="http://schemas.openxmlformats.org/drawingml/2006/main" noChangeAspect="1"/>
@@ -8166,7 +8164,7 @@
                     </pic:cNvPicPr>
                   </pic:nvPicPr>
                   <pic:blipFill>
-                    <a:blip r:embed="rId30" cstate="print"/>
+                    <a:blip r:embed="rId32" cstate="print"/>
                     <a:stretch>
                       <a:fillRect/>
                     </a:stretch>
@@ -8174,7 +8172,7 @@
                   <pic:spPr>
                     <a:xfrm>
                       <a:off x="0" y="0"/>
-                      <a:ext cx="3165475" cy="2676525"/>
+                      <a:ext cx="2541078" cy="2148574"/>
                     </a:xfrm>
                     <a:prstGeom prst="rect">
                       <a:avLst/>
@@ -8719,7 +8717,6 @@
         <w:rPr>
           <w:rFonts w:hint="eastAsia"/>
         </w:rPr>
-        <w:lastRenderedPageBreak/>
         <w:t>3</w:t>
       </w:r>
       <w:r>
@@ -8751,7 +8748,7 @@
                     </pic:cNvPicPr>
                   </pic:nvPicPr>
                   <pic:blipFill>
-                    <a:blip r:embed="rId31" cstate="print"/>
+                    <a:blip r:embed="rId33" cstate="print"/>
                     <a:stretch>
                       <a:fillRect/>
                     </a:stretch>
@@ -8787,6 +8784,7 @@
         <w:rPr>
           <w:rFonts w:hint="eastAsia"/>
         </w:rPr>
+        <w:lastRenderedPageBreak/>
         <w:t>【答案】（</w:t>
       </w:r>
       <w:r>
@@ -8807,9 +8805,9 @@
           <w:noProof/>
         </w:rPr>
         <w:drawing>
-          <wp:inline distT="0" distB="0" distL="0" distR="0" wp14:anchorId="77C6E1BF" wp14:editId="23CF51CD">
-            <wp:extent cx="1633220" cy="939165"/>
-            <wp:effectExtent l="0" t="0" r="7620" b="0"/>
+          <wp:inline distT="0" distB="0" distL="0" distR="0" wp14:anchorId="77C6E1BF" wp14:editId="2B529DCB">
+            <wp:extent cx="1411793" cy="811836"/>
+            <wp:effectExtent l="0" t="0" r="0" b="7620"/>
             <wp:docPr id="54" name="图片24" descr="菁优网：http://www.jyeoo.com"/>
             <wp:cNvGraphicFramePr>
               <a:graphicFrameLocks xmlns:a="http://schemas.openxmlformats.org/drawingml/2006/main" noChangeAspect="1"/>
@@ -8824,7 +8822,7 @@
                     </pic:cNvPicPr>
                   </pic:nvPicPr>
                   <pic:blipFill>
-                    <a:blip r:embed="rId32" cstate="print"/>
+                    <a:blip r:embed="rId34" cstate="print"/>
                     <a:stretch>
                       <a:fillRect/>
                     </a:stretch>
@@ -8832,7 +8830,7 @@
                   <pic:spPr>
                     <a:xfrm>
                       <a:off x="0" y="0"/>
-                      <a:ext cx="1633220" cy="939165"/>
+                      <a:ext cx="1415871" cy="814181"/>
                     </a:xfrm>
                     <a:prstGeom prst="rect">
                       <a:avLst/>
@@ -8879,7 +8877,7 @@
                     </pic:cNvPicPr>
                   </pic:nvPicPr>
                   <pic:blipFill>
-                    <a:blip r:embed="rId33" cstate="print"/>
+                    <a:blip r:embed="rId35" cstate="print"/>
                     <a:stretch>
                       <a:fillRect/>
                     </a:stretch>
@@ -8952,7 +8950,7 @@
                     </pic:cNvPicPr>
                   </pic:nvPicPr>
                   <pic:blipFill>
-                    <a:blip r:embed="rId34" cstate="print"/>
+                    <a:blip r:embed="rId36" cstate="print"/>
                     <a:stretch>
                       <a:fillRect/>
                     </a:stretch>
@@ -9041,7 +9039,14 @@
                                 <w:rFonts w:ascii="黑体" w:eastAsia="黑体" w:hAnsi="黑体" w:hint="eastAsia"/>
                                 <w:szCs w:val="21"/>
                               </w:rPr>
-                              <w:t>练14</w:t>
+                              <w:t>练1</w:t>
+                            </w:r>
+                            <w:r>
+                              <w:rPr>
+                                <w:rFonts w:ascii="黑体" w:eastAsia="黑体" w:hAnsi="黑体" w:hint="eastAsia"/>
+                                <w:szCs w:val="21"/>
+                              </w:rPr>
+                              <w:t>5</w:t>
                             </w:r>
                           </w:p>
                           <w:p>
@@ -9094,7 +9099,14 @@
                           <w:rFonts w:ascii="黑体" w:eastAsia="黑体" w:hAnsi="黑体" w:hint="eastAsia"/>
                           <w:szCs w:val="21"/>
                         </w:rPr>
-                        <w:t>练14</w:t>
+                        <w:t>练1</w:t>
+                      </w:r>
+                      <w:r>
+                        <w:rPr>
+                          <w:rFonts w:ascii="黑体" w:eastAsia="黑体" w:hAnsi="黑体" w:hint="eastAsia"/>
+                          <w:szCs w:val="21"/>
+                        </w:rPr>
+                        <w:t>5</w:t>
                       </w:r>
                     </w:p>
                     <w:p>
@@ -9232,7 +9244,7 @@
                           </pic:cNvPicPr>
                         </pic:nvPicPr>
                         <pic:blipFill>
-                          <a:blip r:embed="rId35" cstate="print"/>
+                          <a:blip r:embed="rId37" cstate="print"/>
                           <a:stretch>
                             <a:fillRect/>
                           </a:stretch>
@@ -9558,7 +9570,6 @@
                 <w:rFonts w:hint="eastAsia"/>
                 <w:noProof/>
               </w:rPr>
-              <w:lastRenderedPageBreak/>
               <w:drawing>
                 <wp:inline distT="0" distB="0" distL="0" distR="0" wp14:anchorId="43EDF5ED" wp14:editId="1B005067">
                   <wp:extent cx="918845" cy="784860"/>
@@ -9577,7 +9588,7 @@
                           </pic:cNvPicPr>
                         </pic:nvPicPr>
                         <pic:blipFill>
-                          <a:blip r:embed="rId36" cstate="print"/>
+                          <a:blip r:embed="rId38" cstate="print"/>
                           <a:stretch>
                             <a:fillRect/>
                           </a:stretch>
@@ -9612,7 +9623,6 @@
               <w:rPr>
                 <w:rFonts w:hint="eastAsia"/>
               </w:rPr>
-              <w:lastRenderedPageBreak/>
               <w:t>L</w:t>
             </w:r>
             <w:r>
@@ -9762,6 +9772,7 @@
               <w:rPr>
                 <w:rFonts w:hint="eastAsia"/>
               </w:rPr>
+              <w:lastRenderedPageBreak/>
               <w:t xml:space="preserve"> </w:t>
             </w:r>
             <w:r>
@@ -9787,7 +9798,7 @@
                           </pic:cNvPicPr>
                         </pic:nvPicPr>
                         <pic:blipFill>
-                          <a:blip r:embed="rId37" cstate="print"/>
+                          <a:blip r:embed="rId39" cstate="print"/>
                           <a:stretch>
                             <a:fillRect/>
                           </a:stretch>
@@ -9822,6 +9833,7 @@
               <w:rPr>
                 <w:rFonts w:hint="eastAsia"/>
               </w:rPr>
+              <w:lastRenderedPageBreak/>
               <w:t>电压表有示数</w:t>
             </w:r>
             <w:proofErr w:type="gramStart"/>
@@ -9829,7 +9841,14 @@
               <w:rPr>
                 <w:rFonts w:hint="eastAsia"/>
               </w:rPr>
-              <w:t>或无示数</w:t>
+              <w:t>或无示</w:t>
+            </w:r>
+            <w:r>
+              <w:rPr>
+                <w:rFonts w:hint="eastAsia"/>
+              </w:rPr>
+              <w:lastRenderedPageBreak/>
+              <w:t>数</w:t>
             </w:r>
             <w:proofErr w:type="gramEnd"/>
           </w:p>
@@ -9847,6 +9866,7 @@
               <w:rPr>
                 <w:rFonts w:hint="eastAsia"/>
               </w:rPr>
+              <w:lastRenderedPageBreak/>
               <w:t>电压表有示数，则</w:t>
             </w:r>
             <w:r>
@@ -9866,6 +9886,7 @@
               <w:rPr>
                 <w:rFonts w:hint="eastAsia"/>
               </w:rPr>
+              <w:lastRenderedPageBreak/>
               <w:t>损坏</w:t>
             </w:r>
           </w:p>
@@ -9938,10 +9959,10 @@
       </w:pPr>
     </w:p>
     <w:sectPr>
-      <w:headerReference w:type="even" r:id="rId38"/>
-      <w:headerReference w:type="default" r:id="rId39"/>
-      <w:footerReference w:type="even" r:id="rId40"/>
-      <w:footerReference w:type="default" r:id="rId41"/>
+      <w:headerReference w:type="even" r:id="rId40"/>
+      <w:headerReference w:type="default" r:id="rId41"/>
+      <w:footerReference w:type="even" r:id="rId42"/>
+      <w:footerReference w:type="default" r:id="rId43"/>
       <w:pgSz w:w="10319" w:h="14515"/>
       <w:pgMar w:top="1134" w:right="1021" w:bottom="851" w:left="1021" w:header="737" w:footer="567" w:gutter="0"/>
       <w:pgNumType w:start="1"/>
@@ -11553,10 +11574,6 @@
 </file>
 
 <file path=customXml/item1.xml><?xml version="1.0" encoding="utf-8"?>
-<b:Sources xmlns:b="http://schemas.openxmlformats.org/officeDocument/2006/bibliography" xmlns="http://schemas.openxmlformats.org/officeDocument/2006/bibliography" SelectedStyle="\APA.XSL" StyleName="APA"/>
-</file>
-
-<file path=customXml/item2.xml><?xml version="1.0" encoding="utf-8"?>
 <s:customData xmlns="http://www.wps.cn/officeDocument/2013/wpsCustomData" xmlns:s="http://www.wps.cn/officeDocument/2013/wpsCustomData">
   <customSectProps/>
   <customShpExts>
@@ -11565,18 +11582,22 @@
 </s:customData>
 </file>
 
+<file path=customXml/item2.xml><?xml version="1.0" encoding="utf-8"?>
+<b:Sources xmlns:b="http://schemas.openxmlformats.org/officeDocument/2006/bibliography" xmlns="http://schemas.openxmlformats.org/officeDocument/2006/bibliography" SelectedStyle="\APA.XSL" StyleName="APA"/>
+</file>
+
 <file path=customXml/itemProps1.xml><?xml version="1.0" encoding="utf-8"?>
+<ds:datastoreItem xmlns:ds="http://schemas.openxmlformats.org/officeDocument/2006/customXml" ds:itemID="{B1977F7D-205B-4081-913C-38D41E755F92}">
+  <ds:schemaRefs>
+    <ds:schemaRef ds:uri="http://www.wps.cn/officeDocument/2013/wpsCustomData"/>
+  </ds:schemaRefs>
+</ds:datastoreItem>
+</file>
+
+<file path=customXml/itemProps2.xml><?xml version="1.0" encoding="utf-8"?>
 <ds:datastoreItem xmlns:ds="http://schemas.openxmlformats.org/officeDocument/2006/customXml" ds:itemID="{0E798019-D9DA-4148-8768-905599865BAA}">
   <ds:schemaRefs>
     <ds:schemaRef ds:uri="http://schemas.openxmlformats.org/officeDocument/2006/bibliography"/>
   </ds:schemaRefs>
 </ds:datastoreItem>
-</file>
-
-<file path=customXml/itemProps2.xml><?xml version="1.0" encoding="utf-8"?>
-<ds:datastoreItem xmlns:ds="http://schemas.openxmlformats.org/officeDocument/2006/customXml" ds:itemID="{B1977F7D-205B-4081-913C-38D41E755F92}">
-  <ds:schemaRefs>
-    <ds:schemaRef ds:uri="http://www.wps.cn/officeDocument/2013/wpsCustomData"/>
-  </ds:schemaRefs>
-</ds:datastoreItem>
 </file>